--- a/exerc/lista01.docx
+++ b/exerc/lista01.docx
@@ -1,6 +1,6 @@
 
 <file path=word/document.xml><?xml version="1.0" encoding="utf-8"?>
-<w:document xmlns:wpc="http://schemas.microsoft.com/office/word/2010/wordprocessingCanvas" xmlns:mc="http://schemas.openxmlformats.org/markup-compatibility/2006" xmlns:o="urn:schemas-microsoft-com:office:office" xmlns:r="http://schemas.openxmlformats.org/officeDocument/2006/relationships" xmlns:m="http://schemas.openxmlformats.org/officeDocument/2006/math" xmlns:v="urn:schemas-microsoft-com:vml" xmlns:wp14="http://schemas.microsoft.com/office/word/2010/wordprocessingDrawing" xmlns:wp="http://schemas.openxmlformats.org/drawingml/2006/wordprocessingDrawing" xmlns:w10="urn:schemas-microsoft-com:office:word" xmlns:w="http://schemas.openxmlformats.org/wordprocessingml/2006/main" xmlns:w14="http://schemas.microsoft.com/office/word/2010/wordml" xmlns:w15="http://schemas.microsoft.com/office/word/2012/wordml" xmlns:wpg="http://schemas.microsoft.com/office/word/2010/wordprocessingGroup" xmlns:wpi="http://schemas.microsoft.com/office/word/2010/wordprocessingInk" xmlns:wne="http://schemas.microsoft.com/office/word/2006/wordml" xmlns:wps="http://schemas.microsoft.com/office/word/2010/wordprocessingShape" mc:Ignorable="w14 w15 wp14">
+<w:document xmlns:wpc="http://schemas.microsoft.com/office/word/2010/wordprocessingCanvas" xmlns:cx="http://schemas.microsoft.com/office/drawing/2014/chartex" xmlns:cx1="http://schemas.microsoft.com/office/drawing/2015/9/8/chartex" xmlns:cx2="http://schemas.microsoft.com/office/drawing/2015/10/21/chartex" xmlns:cx3="http://schemas.microsoft.com/office/drawing/2016/5/9/chartex" xmlns:cx4="http://schemas.microsoft.com/office/drawing/2016/5/10/chartex" xmlns:cx5="http://schemas.microsoft.com/office/drawing/2016/5/11/chartex" xmlns:cx6="http://schemas.microsoft.com/office/drawing/2016/5/12/chartex" xmlns:cx7="http://schemas.microsoft.com/office/drawing/2016/5/13/chartex" xmlns:cx8="http://schemas.microsoft.com/office/drawing/2016/5/14/chartex" xmlns:mc="http://schemas.openxmlformats.org/markup-compatibility/2006" xmlns:aink="http://schemas.microsoft.com/office/drawing/2016/ink" xmlns:am3d="http://schemas.microsoft.com/office/drawing/2017/model3d" xmlns:o="urn:schemas-microsoft-com:office:office" xmlns:oel="http://schemas.microsoft.com/office/2019/extlst" xmlns:r="http://schemas.openxmlformats.org/officeDocument/2006/relationships" xmlns:m="http://schemas.openxmlformats.org/officeDocument/2006/math" xmlns:v="urn:schemas-microsoft-com:vml" xmlns:wp14="http://schemas.microsoft.com/office/word/2010/wordprocessingDrawing" xmlns:wp="http://schemas.openxmlformats.org/drawingml/2006/wordprocessingDrawing" xmlns:w10="urn:schemas-microsoft-com:office:word" xmlns:w="http://schemas.openxmlformats.org/wordprocessingml/2006/main" xmlns:w14="http://schemas.microsoft.com/office/word/2010/wordml" xmlns:w15="http://schemas.microsoft.com/office/word/2012/wordml" xmlns:w16cex="http://schemas.microsoft.com/office/word/2018/wordml/cex" xmlns:w16cid="http://schemas.microsoft.com/office/word/2016/wordml/cid" xmlns:w16="http://schemas.microsoft.com/office/word/2018/wordml" xmlns:w16du="http://schemas.microsoft.com/office/word/2023/wordml/word16du" xmlns:w16sdtdh="http://schemas.microsoft.com/office/word/2020/wordml/sdtdatahash" xmlns:w16sdtfl="http://schemas.microsoft.com/office/word/2024/wordml/sdtformatlock" xmlns:w16se="http://schemas.microsoft.com/office/word/2015/wordml/symex" xmlns:wpg="http://schemas.microsoft.com/office/word/2010/wordprocessingGroup" xmlns:wpi="http://schemas.microsoft.com/office/word/2010/wordprocessingInk" xmlns:wne="http://schemas.microsoft.com/office/word/2006/wordml" xmlns:wps="http://schemas.microsoft.com/office/word/2010/wordprocessingShape" mc:Ignorable="w14 w15 w16se w16cid w16 w16cex w16sdtdh w16sdtfl w16du wp14">
   <w:body>
     <w:p>
       <w:pPr>
@@ -64,7 +64,7 @@
           <w:b/>
           <w:sz w:val="24"/>
         </w:rPr>
-        <w:t>4</w:t>
+        <w:t>5</w:t>
       </w:r>
     </w:p>
     <w:p>
@@ -132,7 +132,21 @@
           <w:sz w:val="24"/>
           <w:szCs w:val="24"/>
         </w:rPr>
-        <w:t>Considere X uma v.a. discreta cujos valores representam números inteiros de 1 a 10. Se Y = X/3, então Y também será uma v.a. discreta</w:t>
+        <w:t xml:space="preserve">Considere X uma v.a. discreta cujos valores representam números inteiros de 1 a 10. Se Y = </w:t>
+      </w:r>
+      <w:r>
+        <w:rPr>
+          <w:sz w:val="24"/>
+          <w:szCs w:val="24"/>
+        </w:rPr>
+        <w:t>1/</w:t>
+      </w:r>
+      <w:r>
+        <w:rPr>
+          <w:sz w:val="24"/>
+          <w:szCs w:val="24"/>
+        </w:rPr>
+        <w:t>X, então Y também será uma v.a. discreta</w:t>
       </w:r>
       <w:r>
         <w:rPr>
@@ -212,7 +226,28 @@
           <w:sz w:val="24"/>
           <w:szCs w:val="24"/>
         </w:rPr>
-        <w:t>Para o cálculo da</w:t>
+        <w:t>C</w:t>
+      </w:r>
+      <w:r>
+        <w:rPr>
+          <w:sz w:val="24"/>
+          <w:szCs w:val="24"/>
+        </w:rPr>
+        <w:t>álculo</w:t>
+      </w:r>
+      <w:r>
+        <w:rPr>
+          <w:sz w:val="24"/>
+          <w:szCs w:val="24"/>
+        </w:rPr>
+        <w:t>s</w:t>
+      </w:r>
+      <w:r>
+        <w:rPr>
+          <w:sz w:val="24"/>
+          <w:szCs w:val="24"/>
+        </w:rPr>
+        <w:t xml:space="preserve"> da</w:t>
       </w:r>
       <w:r>
         <w:rPr>
@@ -247,42 +282,21 @@
           <w:sz w:val="24"/>
           <w:szCs w:val="24"/>
         </w:rPr>
-        <w:t>,</w:t>
-      </w:r>
-      <w:r>
-        <w:rPr>
-          <w:sz w:val="24"/>
-          <w:szCs w:val="24"/>
-        </w:rPr>
-        <w:t xml:space="preserve"> </w:t>
-      </w:r>
-      <w:r>
-        <w:rPr>
-          <w:sz w:val="24"/>
-          <w:szCs w:val="24"/>
-        </w:rPr>
-        <w:t>é necessário conhecer sua F</w:t>
-      </w:r>
-      <w:r>
-        <w:rPr>
-          <w:sz w:val="24"/>
-          <w:szCs w:val="24"/>
-        </w:rPr>
-        <w:t>unç</w:t>
-      </w:r>
-      <w:r>
-        <w:rPr>
-          <w:sz w:val="24"/>
-          <w:szCs w:val="24"/>
-        </w:rPr>
-        <w:t>ão Densidade de P</w:t>
-      </w:r>
-      <w:r>
-        <w:rPr>
-          <w:sz w:val="24"/>
-          <w:szCs w:val="24"/>
-        </w:rPr>
-        <w:t>robabilidade;</w:t>
+        <w:t xml:space="preserve"> são sempre feitos </w:t>
+      </w:r>
+      <w:r>
+        <w:rPr>
+          <w:sz w:val="24"/>
+          <w:szCs w:val="24"/>
+        </w:rPr>
+        <w:t>considerando intervalos de valores</w:t>
+      </w:r>
+      <w:r>
+        <w:rPr>
+          <w:sz w:val="24"/>
+          <w:szCs w:val="24"/>
+        </w:rPr>
+        <w:t>;</w:t>
       </w:r>
     </w:p>
     <w:p>
@@ -308,14 +322,14 @@
           <w:sz w:val="24"/>
           <w:szCs w:val="24"/>
         </w:rPr>
-        <w:t xml:space="preserve">A mediana </w:t>
-      </w:r>
-      <w:r>
-        <w:rPr>
-          <w:sz w:val="24"/>
-          <w:szCs w:val="24"/>
-        </w:rPr>
-        <w:t xml:space="preserve">e </w:t>
+        <w:t>A mediana</w:t>
+      </w:r>
+      <w:r>
+        <w:rPr>
+          <w:sz w:val="24"/>
+          <w:szCs w:val="24"/>
+        </w:rPr>
+        <w:t xml:space="preserve">, </w:t>
       </w:r>
       <w:r>
         <w:rPr>
@@ -329,7 +343,21 @@
           <w:sz w:val="24"/>
           <w:szCs w:val="24"/>
         </w:rPr>
-        <w:t xml:space="preserve"> nunca apresentam o mesmo valor</w:t>
+        <w:t xml:space="preserve"> </w:t>
+      </w:r>
+      <w:r>
+        <w:rPr>
+          <w:sz w:val="24"/>
+          <w:szCs w:val="24"/>
+        </w:rPr>
+        <w:t xml:space="preserve">e a moda </w:t>
+      </w:r>
+      <w:r>
+        <w:rPr>
+          <w:sz w:val="24"/>
+          <w:szCs w:val="24"/>
+        </w:rPr>
+        <w:t>nunca apresentam o mesmo valor</w:t>
       </w:r>
       <w:r>
         <w:rPr>
@@ -376,7 +404,7 @@
           <w:sz w:val="24"/>
           <w:szCs w:val="24"/>
         </w:rPr>
-        <w:t xml:space="preserve">nunca </w:t>
+        <w:t xml:space="preserve">muito raramente </w:t>
       </w:r>
       <w:r>
         <w:rPr>
@@ -428,21 +456,13 @@
         <w:t>sequência</w:t>
       </w:r>
       <w:r>
-        <w:t xml:space="preserve"> temporal de 3 imagens. Para tanto, optou-se pelo uso da Transformação por Componentes Principais. Um determinado autor sugere que as imagens utilizadas nessa transformação devam ter a mesma variância. Suponha que as imagens analisadas </w:t>
-      </w:r>
-      <w:proofErr w:type="gramStart"/>
-      <w:r>
-        <w:t>A, B</w:t>
-      </w:r>
-      <w:proofErr w:type="gramEnd"/>
-      <w:r>
-        <w:t xml:space="preserve"> e C possuam média igual a </w:t>
+        <w:t xml:space="preserve"> temporal de 3 imagens. Para tanto, optou-se pelo uso da Transformação por Componentes Principais. Um determinado autor sugere que as imagens utilizadas nessa transformação devam ter a mesma variância. Suponha que as imagens analisadas A, B e C possuam média igual a </w:t>
       </w:r>
       <w:r>
         <w:t>1</w:t>
       </w:r>
       <w:r>
-        <w:t>8</w:t>
+        <w:t>5</w:t>
       </w:r>
       <w:r>
         <w:t>0</w:t>
@@ -451,34 +471,28 @@
         <w:t>, 1</w:t>
       </w:r>
       <w:r>
+        <w:t>0</w:t>
+      </w:r>
+      <w:r>
+        <w:t xml:space="preserve">0 e </w:t>
+      </w:r>
+      <w:r>
+        <w:t>1</w:t>
+      </w:r>
+      <w:r>
         <w:t>3</w:t>
       </w:r>
       <w:r>
-        <w:t xml:space="preserve">0 e </w:t>
-      </w:r>
-      <w:r>
-        <w:t>2</w:t>
-      </w:r>
-      <w:r>
-        <w:t>3</w:t>
-      </w:r>
-      <w:r>
         <w:t xml:space="preserve">0, e variância </w:t>
       </w:r>
       <w:r>
-        <w:t>4</w:t>
-      </w:r>
-      <w:r>
-        <w:t>3</w:t>
+        <w:t>23</w:t>
       </w:r>
       <w:r>
         <w:t xml:space="preserve">, </w:t>
       </w:r>
       <w:r>
-        <w:t>2</w:t>
-      </w:r>
-      <w:r>
-        <w:t>5</w:t>
+        <w:t>14</w:t>
       </w:r>
       <w:r>
         <w:t xml:space="preserve"> e </w:t>
@@ -487,7 +501,7 @@
         <w:t>1</w:t>
       </w:r>
       <w:r>
-        <w:t>3</w:t>
+        <w:t>7</w:t>
       </w:r>
       <w:r>
         <w:t>, respectivamente. Caso se desejasse ter a mesma média e variância para as três imagens, qual a transformação sugerida? Use a imagem A como referência.</w:t>
@@ -505,17 +519,12 @@
       <w:r>
         <w:t xml:space="preserve">Considere uma caixa com 100 fichas, sendo que </w:t>
       </w:r>
-      <w:proofErr w:type="gramStart"/>
-      <w:r>
-        <w:t>1</w:t>
-      </w:r>
-      <w:r>
-        <w:t>5</w:t>
-      </w:r>
-      <w:r>
-        <w:t xml:space="preserve"> fichas tem</w:t>
-      </w:r>
-      <w:proofErr w:type="gramEnd"/>
+      <w:r>
+        <w:t>15</w:t>
+      </w:r>
+      <w:r>
+        <w:t xml:space="preserve"> fichas têm</w:t>
+      </w:r>
       <w:r>
         <w:t xml:space="preserve"> valor </w:t>
       </w:r>
@@ -529,7 +538,13 @@
         <w:t>2</w:t>
       </w:r>
       <w:r>
-        <w:t xml:space="preserve"> fichas tem valor </w:t>
+        <w:t xml:space="preserve"> fichas t</w:t>
+      </w:r>
+      <w:r>
+        <w:t>ê</w:t>
+      </w:r>
+      <w:r>
+        <w:t xml:space="preserve">m valor </w:t>
       </w:r>
       <w:r>
         <w:t>três</w:t>
@@ -544,10 +559,16 @@
         <w:t>3</w:t>
       </w:r>
       <w:r>
-        <w:t xml:space="preserve"> fichas tem valor </w:t>
-      </w:r>
-      <w:r>
-        <w:t>sete</w:t>
+        <w:t xml:space="preserve"> fichas t</w:t>
+      </w:r>
+      <w:r>
+        <w:t>ê</w:t>
+      </w:r>
+      <w:r>
+        <w:t xml:space="preserve">m valor </w:t>
+      </w:r>
+      <w:r>
+        <w:t>cinco</w:t>
       </w:r>
       <w:r>
         <w:t>.</w:t>
@@ -649,7 +670,19 @@
         <w:rPr>
           <w:sz w:val="24"/>
         </w:rPr>
-        <w:t xml:space="preserve"> para comprovar a resposta.</w:t>
+        <w:t xml:space="preserve"> para </w:t>
+      </w:r>
+      <w:r>
+        <w:rPr>
+          <w:sz w:val="24"/>
+        </w:rPr>
+        <w:t>corroborar</w:t>
+      </w:r>
+      <w:r>
+        <w:rPr>
+          <w:sz w:val="24"/>
+        </w:rPr>
+        <w:t xml:space="preserve"> a resposta.</w:t>
       </w:r>
     </w:p>
     <w:p>
@@ -687,8 +720,6 @@
         <w:pStyle w:val="Corpodetexto2"/>
         <w:spacing w:after="240"/>
       </w:pPr>
-      <w:bookmarkStart w:id="0" w:name="_GoBack"/>
-      <w:bookmarkEnd w:id="0"/>
     </w:p>
     <w:sectPr>
       <w:type w:val="continuous"/>
@@ -701,7 +732,7 @@
 </file>
 
 <file path=word/numbering.xml><?xml version="1.0" encoding="utf-8"?>
-<w:numbering xmlns:wpc="http://schemas.microsoft.com/office/word/2010/wordprocessingCanvas" xmlns:mc="http://schemas.openxmlformats.org/markup-compatibility/2006" xmlns:o="urn:schemas-microsoft-com:office:office" xmlns:r="http://schemas.openxmlformats.org/officeDocument/2006/relationships" xmlns:m="http://schemas.openxmlformats.org/officeDocument/2006/math" xmlns:v="urn:schemas-microsoft-com:vml" xmlns:wp14="http://schemas.microsoft.com/office/word/2010/wordprocessingDrawing" xmlns:wp="http://schemas.openxmlformats.org/drawingml/2006/wordprocessingDrawing" xmlns:w10="urn:schemas-microsoft-com:office:word" xmlns:w="http://schemas.openxmlformats.org/wordprocessingml/2006/main" xmlns:w14="http://schemas.microsoft.com/office/word/2010/wordml" xmlns:w15="http://schemas.microsoft.com/office/word/2012/wordml" xmlns:wpg="http://schemas.microsoft.com/office/word/2010/wordprocessingGroup" xmlns:wpi="http://schemas.microsoft.com/office/word/2010/wordprocessingInk" xmlns:wne="http://schemas.microsoft.com/office/word/2006/wordml" xmlns:wps="http://schemas.microsoft.com/office/word/2010/wordprocessingShape" mc:Ignorable="w14 w15 wp14">
+<w:numbering xmlns:wpc="http://schemas.microsoft.com/office/word/2010/wordprocessingCanvas" xmlns:cx="http://schemas.microsoft.com/office/drawing/2014/chartex" xmlns:cx1="http://schemas.microsoft.com/office/drawing/2015/9/8/chartex" xmlns:cx2="http://schemas.microsoft.com/office/drawing/2015/10/21/chartex" xmlns:cx3="http://schemas.microsoft.com/office/drawing/2016/5/9/chartex" xmlns:cx4="http://schemas.microsoft.com/office/drawing/2016/5/10/chartex" xmlns:cx5="http://schemas.microsoft.com/office/drawing/2016/5/11/chartex" xmlns:cx6="http://schemas.microsoft.com/office/drawing/2016/5/12/chartex" xmlns:cx7="http://schemas.microsoft.com/office/drawing/2016/5/13/chartex" xmlns:cx8="http://schemas.microsoft.com/office/drawing/2016/5/14/chartex" xmlns:mc="http://schemas.openxmlformats.org/markup-compatibility/2006" xmlns:aink="http://schemas.microsoft.com/office/drawing/2016/ink" xmlns:am3d="http://schemas.microsoft.com/office/drawing/2017/model3d" xmlns:o="urn:schemas-microsoft-com:office:office" xmlns:oel="http://schemas.microsoft.com/office/2019/extlst" xmlns:r="http://schemas.openxmlformats.org/officeDocument/2006/relationships" xmlns:m="http://schemas.openxmlformats.org/officeDocument/2006/math" xmlns:v="urn:schemas-microsoft-com:vml" xmlns:wp14="http://schemas.microsoft.com/office/word/2010/wordprocessingDrawing" xmlns:wp="http://schemas.openxmlformats.org/drawingml/2006/wordprocessingDrawing" xmlns:w10="urn:schemas-microsoft-com:office:word" xmlns:w="http://schemas.openxmlformats.org/wordprocessingml/2006/main" xmlns:w14="http://schemas.microsoft.com/office/word/2010/wordml" xmlns:w15="http://schemas.microsoft.com/office/word/2012/wordml" xmlns:w16cex="http://schemas.microsoft.com/office/word/2018/wordml/cex" xmlns:w16cid="http://schemas.microsoft.com/office/word/2016/wordml/cid" xmlns:w16="http://schemas.microsoft.com/office/word/2018/wordml" xmlns:w16du="http://schemas.microsoft.com/office/word/2023/wordml/word16du" xmlns:w16sdtdh="http://schemas.microsoft.com/office/word/2020/wordml/sdtdatahash" xmlns:w16sdtfl="http://schemas.microsoft.com/office/word/2024/wordml/sdtformatlock" xmlns:w16se="http://schemas.microsoft.com/office/word/2015/wordml/symex" xmlns:wpg="http://schemas.microsoft.com/office/word/2010/wordprocessingGroup" xmlns:wpi="http://schemas.microsoft.com/office/word/2010/wordprocessingInk" xmlns:wne="http://schemas.microsoft.com/office/word/2006/wordml" xmlns:wps="http://schemas.microsoft.com/office/word/2010/wordprocessingShape" mc:Ignorable="w14 w15 w16se w16cid w16 w16cex w16sdtdh w16sdtfl w16du wp14">
   <w:abstractNum w:abstractNumId="0" w15:restartNumberingAfterBreak="0">
     <w:nsid w:val="050C42CB"/>
     <w:multiLevelType w:val="hybridMultilevel"/>
@@ -1714,53 +1745,53 @@
       </w:pPr>
     </w:lvl>
   </w:abstractNum>
-  <w:num w:numId="1">
+  <w:num w:numId="1" w16cid:durableId="1153108663">
     <w:abstractNumId w:val="8"/>
   </w:num>
-  <w:num w:numId="2">
+  <w:num w:numId="2" w16cid:durableId="1619802168">
     <w:abstractNumId w:val="5"/>
   </w:num>
-  <w:num w:numId="3">
+  <w:num w:numId="3" w16cid:durableId="1459764194">
     <w:abstractNumId w:val="6"/>
   </w:num>
-  <w:num w:numId="4">
+  <w:num w:numId="4" w16cid:durableId="414791937">
     <w:abstractNumId w:val="7"/>
   </w:num>
-  <w:num w:numId="5">
+  <w:num w:numId="5" w16cid:durableId="1238513537">
     <w:abstractNumId w:val="12"/>
   </w:num>
-  <w:num w:numId="6">
+  <w:num w:numId="6" w16cid:durableId="57360087">
     <w:abstractNumId w:val="11"/>
   </w:num>
-  <w:num w:numId="7">
+  <w:num w:numId="7" w16cid:durableId="402028954">
     <w:abstractNumId w:val="3"/>
   </w:num>
-  <w:num w:numId="8">
+  <w:num w:numId="8" w16cid:durableId="286401393">
     <w:abstractNumId w:val="0"/>
   </w:num>
-  <w:num w:numId="9">
+  <w:num w:numId="9" w16cid:durableId="163320550">
     <w:abstractNumId w:val="2"/>
   </w:num>
-  <w:num w:numId="10">
+  <w:num w:numId="10" w16cid:durableId="89009492">
     <w:abstractNumId w:val="13"/>
   </w:num>
-  <w:num w:numId="11">
+  <w:num w:numId="11" w16cid:durableId="1444769399">
     <w:abstractNumId w:val="10"/>
   </w:num>
-  <w:num w:numId="12">
+  <w:num w:numId="12" w16cid:durableId="2108185147">
     <w:abstractNumId w:val="4"/>
   </w:num>
-  <w:num w:numId="13">
+  <w:num w:numId="13" w16cid:durableId="1846283416">
     <w:abstractNumId w:val="1"/>
   </w:num>
-  <w:num w:numId="14">
+  <w:num w:numId="14" w16cid:durableId="468791610">
     <w:abstractNumId w:val="9"/>
   </w:num>
 </w:numbering>
 </file>
 
 <file path=word/styles.xml><?xml version="1.0" encoding="utf-8"?>
-<w:styles xmlns:mc="http://schemas.openxmlformats.org/markup-compatibility/2006" xmlns:r="http://schemas.openxmlformats.org/officeDocument/2006/relationships" xmlns:w="http://schemas.openxmlformats.org/wordprocessingml/2006/main" xmlns:w14="http://schemas.microsoft.com/office/word/2010/wordml" xmlns:w15="http://schemas.microsoft.com/office/word/2012/wordml" mc:Ignorable="w14 w15">
+<w:styles xmlns:mc="http://schemas.openxmlformats.org/markup-compatibility/2006" xmlns:r="http://schemas.openxmlformats.org/officeDocument/2006/relationships" xmlns:w="http://schemas.openxmlformats.org/wordprocessingml/2006/main" xmlns:w14="http://schemas.microsoft.com/office/word/2010/wordml" xmlns:w15="http://schemas.microsoft.com/office/word/2012/wordml" xmlns:w16cex="http://schemas.microsoft.com/office/word/2018/wordml/cex" xmlns:w16cid="http://schemas.microsoft.com/office/word/2016/wordml/cid" xmlns:w16="http://schemas.microsoft.com/office/word/2018/wordml" xmlns:w16du="http://schemas.microsoft.com/office/word/2023/wordml/word16du" xmlns:w16sdtdh="http://schemas.microsoft.com/office/word/2020/wordml/sdtdatahash" xmlns:w16sdtfl="http://schemas.microsoft.com/office/word/2024/wordml/sdtformatlock" xmlns:w16se="http://schemas.microsoft.com/office/word/2015/wordml/symex" mc:Ignorable="w14 w15 w16se w16cid w16 w16cex w16sdtdh w16sdtfl w16du">
   <w:docDefaults>
     <w:rPrDefault>
       <w:rPr>
@@ -1770,7 +1801,7 @@
     </w:rPrDefault>
     <w:pPrDefault/>
   </w:docDefaults>
-  <w:latentStyles w:defLockedState="0" w:defUIPriority="0" w:defSemiHidden="0" w:defUnhideWhenUsed="0" w:defQFormat="0" w:count="371">
+  <w:latentStyles w:defLockedState="0" w:defUIPriority="0" w:defSemiHidden="0" w:defUnhideWhenUsed="0" w:defQFormat="0" w:count="376">
     <w:lsdException w:name="Normal" w:qFormat="1"/>
     <w:lsdException w:name="heading 1" w:qFormat="1"/>
     <w:lsdException w:name="heading 2" w:semiHidden="1" w:unhideWhenUsed="1" w:qFormat="1"/>
@@ -2135,6 +2166,11 @@
     <w:lsdException w:name="List Table 5 Dark Accent 6" w:uiPriority="50"/>
     <w:lsdException w:name="List Table 6 Colorful Accent 6" w:uiPriority="51"/>
     <w:lsdException w:name="List Table 7 Colorful Accent 6" w:uiPriority="52"/>
+    <w:lsdException w:name="Mention" w:semiHidden="1" w:uiPriority="99" w:unhideWhenUsed="1"/>
+    <w:lsdException w:name="Smart Hyperlink" w:semiHidden="1" w:uiPriority="99" w:unhideWhenUsed="1"/>
+    <w:lsdException w:name="Hashtag" w:semiHidden="1" w:uiPriority="99" w:unhideWhenUsed="1"/>
+    <w:lsdException w:name="Unresolved Mention" w:semiHidden="1" w:uiPriority="99" w:unhideWhenUsed="1"/>
+    <w:lsdException w:name="Smart Link" w:semiHidden="1" w:uiPriority="99" w:unhideWhenUsed="1"/>
   </w:latentStyles>
   <w:style w:type="paragraph" w:default="1" w:styleId="Normal">
     <w:name w:val="Normal"/>

--- a/exerc/lista01.docx
+++ b/exerc/lista01.docx
@@ -64,7 +64,7 @@
           <w:b/>
           <w:sz w:val="24"/>
         </w:rPr>
-        <w:t>5</w:t>
+        <w:t>6</w:t>
       </w:r>
     </w:p>
     <w:p>
@@ -139,14 +139,43 @@
           <w:sz w:val="24"/>
           <w:szCs w:val="24"/>
         </w:rPr>
-        <w:t>1/</w:t>
-      </w:r>
-      <w:r>
-        <w:rPr>
-          <w:sz w:val="24"/>
-          <w:szCs w:val="24"/>
-        </w:rPr>
-        <w:t>X, então Y também será uma v.a. discreta</w:t>
+        <w:t>X</w:t>
+      </w:r>
+      <w:r>
+        <w:rPr>
+          <w:sz w:val="24"/>
+          <w:szCs w:val="24"/>
+          <w:vertAlign w:val="superscript"/>
+        </w:rPr>
+        <w:t>-2</w:t>
+      </w:r>
+      <w:r>
+        <w:rPr>
+          <w:sz w:val="24"/>
+          <w:szCs w:val="24"/>
+        </w:rPr>
+        <w:t xml:space="preserve">, então Y </w:t>
+      </w:r>
+      <w:r>
+        <w:rPr>
+          <w:sz w:val="24"/>
+          <w:szCs w:val="24"/>
+        </w:rPr>
+        <w:t>passará a ser</w:t>
+      </w:r>
+      <w:r>
+        <w:rPr>
+          <w:sz w:val="24"/>
+          <w:szCs w:val="24"/>
+        </w:rPr>
+        <w:t xml:space="preserve"> uma v.a. </w:t>
+      </w:r>
+      <w:r>
+        <w:rPr>
+          <w:sz w:val="24"/>
+          <w:szCs w:val="24"/>
+        </w:rPr>
+        <w:t>contínua</w:t>
       </w:r>
       <w:r>
         <w:rPr>
@@ -186,14 +215,63 @@
           <w:sz w:val="24"/>
           <w:szCs w:val="24"/>
         </w:rPr>
-        <w:t xml:space="preserve"> nula </w:t>
-      </w:r>
-      <w:r>
-        <w:rPr>
-          <w:sz w:val="24"/>
-          <w:szCs w:val="24"/>
-        </w:rPr>
-        <w:t>está sempre associada a eventos impossíveis</w:t>
+        <w:t xml:space="preserve"> </w:t>
+      </w:r>
+      <w:r>
+        <w:rPr>
+          <w:sz w:val="24"/>
+          <w:szCs w:val="24"/>
+        </w:rPr>
+        <w:t xml:space="preserve">é </w:t>
+      </w:r>
+      <w:r>
+        <w:rPr>
+          <w:sz w:val="24"/>
+          <w:szCs w:val="24"/>
+        </w:rPr>
+        <w:t xml:space="preserve">nula </w:t>
+      </w:r>
+      <w:r>
+        <w:rPr>
+          <w:sz w:val="24"/>
+          <w:szCs w:val="24"/>
+        </w:rPr>
+        <w:t>somente</w:t>
+      </w:r>
+      <w:r>
+        <w:rPr>
+          <w:sz w:val="24"/>
+          <w:szCs w:val="24"/>
+        </w:rPr>
+        <w:t xml:space="preserve"> se o</w:t>
+      </w:r>
+      <w:r>
+        <w:rPr>
+          <w:sz w:val="24"/>
+          <w:szCs w:val="24"/>
+        </w:rPr>
+        <w:t xml:space="preserve"> evento</w:t>
+      </w:r>
+      <w:r>
+        <w:rPr>
+          <w:sz w:val="24"/>
+          <w:szCs w:val="24"/>
+        </w:rPr>
+        <w:t xml:space="preserve"> for</w:t>
+      </w:r>
+      <w:r>
+        <w:rPr>
+          <w:sz w:val="24"/>
+          <w:szCs w:val="24"/>
+        </w:rPr>
+        <w:t xml:space="preserve"> impossíve</w:t>
+      </w:r>
+      <w:r>
+        <w:rPr>
+          <w:sz w:val="24"/>
+          <w:szCs w:val="24"/>
+        </w:rPr>
+        <w:t>l</w:t>
       </w:r>
       <w:r>
         <w:rPr>
@@ -226,28 +304,7 @@
           <w:sz w:val="24"/>
           <w:szCs w:val="24"/>
         </w:rPr>
-        <w:t>C</w:t>
-      </w:r>
-      <w:r>
-        <w:rPr>
-          <w:sz w:val="24"/>
-          <w:szCs w:val="24"/>
-        </w:rPr>
-        <w:t>álculo</w:t>
-      </w:r>
-      <w:r>
-        <w:rPr>
-          <w:sz w:val="24"/>
-          <w:szCs w:val="24"/>
-        </w:rPr>
-        <w:t>s</w:t>
-      </w:r>
-      <w:r>
-        <w:rPr>
-          <w:sz w:val="24"/>
-          <w:szCs w:val="24"/>
-        </w:rPr>
-        <w:t xml:space="preserve"> da</w:t>
+        <w:t>Para se calcular a</w:t>
       </w:r>
       <w:r>
         <w:rPr>
@@ -282,14 +339,28 @@
           <w:sz w:val="24"/>
           <w:szCs w:val="24"/>
         </w:rPr>
-        <w:t xml:space="preserve"> são sempre feitos </w:t>
-      </w:r>
-      <w:r>
-        <w:rPr>
-          <w:sz w:val="24"/>
-          <w:szCs w:val="24"/>
-        </w:rPr>
-        <w:t>considerando intervalos de valores</w:t>
+        <w:t xml:space="preserve"> </w:t>
+      </w:r>
+      <w:r>
+        <w:rPr>
+          <w:sz w:val="24"/>
+          <w:szCs w:val="24"/>
+        </w:rPr>
+        <w:t xml:space="preserve">é necessário definir </w:t>
+      </w:r>
+      <w:r>
+        <w:rPr>
+          <w:sz w:val="24"/>
+          <w:szCs w:val="24"/>
+        </w:rPr>
+        <w:t xml:space="preserve">um </w:t>
+      </w:r>
+      <w:r>
+        <w:rPr>
+          <w:sz w:val="24"/>
+          <w:szCs w:val="24"/>
+        </w:rPr>
+        <w:t>intervalos de valores</w:t>
       </w:r>
       <w:r>
         <w:rPr>
@@ -357,7 +428,28 @@
           <w:sz w:val="24"/>
           <w:szCs w:val="24"/>
         </w:rPr>
-        <w:t>nunca apresentam o mesmo valor</w:t>
+        <w:t>só possuem</w:t>
+      </w:r>
+      <w:r>
+        <w:rPr>
+          <w:sz w:val="24"/>
+          <w:szCs w:val="24"/>
+        </w:rPr>
+        <w:t xml:space="preserve"> o mesmo valor</w:t>
+      </w:r>
+      <w:r>
+        <w:rPr>
+          <w:sz w:val="24"/>
+          <w:szCs w:val="24"/>
+        </w:rPr>
+        <w:t xml:space="preserve"> para variáveis </w:t>
+      </w:r>
+      <w:r>
+        <w:rPr>
+          <w:sz w:val="24"/>
+          <w:szCs w:val="24"/>
+        </w:rPr>
+        <w:t>discretas simétricas</w:t>
       </w:r>
       <w:r>
         <w:rPr>
@@ -404,7 +496,7 @@
           <w:sz w:val="24"/>
           <w:szCs w:val="24"/>
         </w:rPr>
-        <w:t xml:space="preserve">muito raramente </w:t>
+        <w:t xml:space="preserve">nunca </w:t>
       </w:r>
       <w:r>
         <w:rPr>
@@ -462,46 +554,43 @@
         <w:t>1</w:t>
       </w:r>
       <w:r>
-        <w:t>5</w:t>
+        <w:t>45</w:t>
+      </w:r>
+      <w:r>
+        <w:t>, 1</w:t>
+      </w:r>
+      <w:r>
+        <w:t>2</w:t>
+      </w:r>
+      <w:r>
+        <w:t xml:space="preserve">0 e </w:t>
+      </w:r>
+      <w:r>
+        <w:t>1</w:t>
       </w:r>
       <w:r>
         <w:t>0</w:t>
       </w:r>
       <w:r>
-        <w:t>, 1</w:t>
-      </w:r>
-      <w:r>
-        <w:t>0</w:t>
-      </w:r>
-      <w:r>
-        <w:t xml:space="preserve">0 e </w:t>
+        <w:t xml:space="preserve">0, e variância </w:t>
+      </w:r>
+      <w:r>
+        <w:t>16</w:t>
+      </w:r>
+      <w:r>
+        <w:t xml:space="preserve">, </w:t>
+      </w:r>
+      <w:r>
+        <w:t>20</w:t>
+      </w:r>
+      <w:r>
+        <w:t xml:space="preserve"> e </w:t>
       </w:r>
       <w:r>
         <w:t>1</w:t>
       </w:r>
       <w:r>
-        <w:t>3</w:t>
-      </w:r>
-      <w:r>
-        <w:t xml:space="preserve">0, e variância </w:t>
-      </w:r>
-      <w:r>
-        <w:t>23</w:t>
-      </w:r>
-      <w:r>
-        <w:t xml:space="preserve">, </w:t>
-      </w:r>
-      <w:r>
-        <w:t>14</w:t>
-      </w:r>
-      <w:r>
-        <w:t xml:space="preserve"> e </w:t>
-      </w:r>
-      <w:r>
         <w:t>1</w:t>
-      </w:r>
-      <w:r>
-        <w:t>7</w:t>
       </w:r>
       <w:r>
         <w:t>, respectivamente. Caso se desejasse ter a mesma média e variância para as três imagens, qual a transformação sugerida? Use a imagem A como referência.</w:t>
@@ -520,7 +609,10 @@
         <w:t xml:space="preserve">Considere uma caixa com 100 fichas, sendo que </w:t>
       </w:r>
       <w:r>
-        <w:t>15</w:t>
+        <w:t>2</w:t>
+      </w:r>
+      <w:r>
+        <w:t>9</w:t>
       </w:r>
       <w:r>
         <w:t xml:space="preserve"> fichas têm</w:t>
@@ -532,10 +624,10 @@
         <w:t>um</w:t>
       </w:r>
       <w:r>
-        <w:t>, 2</w:t>
-      </w:r>
-      <w:r>
-        <w:t>2</w:t>
+        <w:t xml:space="preserve">, </w:t>
+      </w:r>
+      <w:r>
+        <w:t>50</w:t>
       </w:r>
       <w:r>
         <w:t xml:space="preserve"> fichas t</w:t>
@@ -553,10 +645,7 @@
         <w:t xml:space="preserve"> e </w:t>
       </w:r>
       <w:r>
-        <w:t>6</w:t>
-      </w:r>
-      <w:r>
-        <w:t>3</w:t>
+        <w:t>21</w:t>
       </w:r>
       <w:r>
         <w:t xml:space="preserve"> fichas t</w:t>
